--- a/src/site/documents/IT2/PS2-assessment 2020.docx
+++ b/src/site/documents/IT2/PS2-assessment 2020.docx
@@ -6964,7 +6964,7 @@
           <w:b/>
           <w:bCs/>
         </w:rPr>
-        <w:t>7</w:t>
+        <w:t>6</w:t>
       </w:r>
       <w:r>
         <w:rPr>
